--- a/docs/forgotten-felines/published-policies/named-veterinary-practices-register.docx
+++ b/docs/forgotten-felines/published-policies/named-veterinary-practices-register.docx
@@ -192,13 +192,13 @@
         <w:tblLook w:firstColumn="1" w:firstRow="1" w:lastColumn="0" w:lastRow="0" w:noHBand="0" w:noVBand="1" w:val="04A0"/>
       </w:tblPr>
       <w:tblGrid>
-        <w:gridCol w:w="4320"/>
-        <w:gridCol w:w="4320"/>
+        <w:gridCol w:w="4536"/>
+        <w:gridCol w:w="4536"/>
       </w:tblGrid>
       <w:tr>
         <w:tc>
           <w:tcPr>
-            <w:tcW w:type="dxa" w:w="4320"/>
+            <w:tcW w:type="dxa" w:w="4536"/>
           </w:tcPr>
           <w:p>
             <w:r>
@@ -216,7 +216,7 @@
         </w:tc>
         <w:tc>
           <w:tcPr>
-            <w:tcW w:type="dxa" w:w="4320"/>
+            <w:tcW w:type="dxa" w:w="4536"/>
           </w:tcPr>
           <w:p>
             <w:r>
@@ -236,7 +236,7 @@
       <w:tr>
         <w:tc>
           <w:tcPr>
-            <w:tcW w:type="dxa" w:w="4320"/>
+            <w:tcW w:type="dxa" w:w="4536"/>
           </w:tcPr>
           <w:p>
             <w:r/>
@@ -247,7 +247,7 @@
         </w:tc>
         <w:tc>
           <w:tcPr>
-            <w:tcW w:type="dxa" w:w="4320"/>
+            <w:tcW w:type="dxa" w:w="4536"/>
           </w:tcPr>
           <w:p>
             <w:r/>
@@ -257,7 +257,7 @@
       <w:tr>
         <w:tc>
           <w:tcPr>
-            <w:tcW w:type="dxa" w:w="4320"/>
+            <w:tcW w:type="dxa" w:w="4536"/>
           </w:tcPr>
           <w:p>
             <w:r/>
@@ -268,7 +268,7 @@
         </w:tc>
         <w:tc>
           <w:tcPr>
-            <w:tcW w:type="dxa" w:w="4320"/>
+            <w:tcW w:type="dxa" w:w="4536"/>
           </w:tcPr>
           <w:p>
             <w:r/>
@@ -278,7 +278,7 @@
       <w:tr>
         <w:tc>
           <w:tcPr>
-            <w:tcW w:type="dxa" w:w="4320"/>
+            <w:tcW w:type="dxa" w:w="4536"/>
           </w:tcPr>
           <w:p>
             <w:r/>
@@ -289,7 +289,7 @@
         </w:tc>
         <w:tc>
           <w:tcPr>
-            <w:tcW w:type="dxa" w:w="4320"/>
+            <w:tcW w:type="dxa" w:w="4536"/>
           </w:tcPr>
           <w:p>
             <w:r/>
@@ -299,7 +299,7 @@
       <w:tr>
         <w:tc>
           <w:tcPr>
-            <w:tcW w:type="dxa" w:w="4320"/>
+            <w:tcW w:type="dxa" w:w="4536"/>
           </w:tcPr>
           <w:p>
             <w:r/>
@@ -310,7 +310,7 @@
         </w:tc>
         <w:tc>
           <w:tcPr>
-            <w:tcW w:type="dxa" w:w="4320"/>
+            <w:tcW w:type="dxa" w:w="4536"/>
           </w:tcPr>
           <w:p>
             <w:r/>
@@ -320,7 +320,7 @@
       <w:tr>
         <w:tc>
           <w:tcPr>
-            <w:tcW w:type="dxa" w:w="4320"/>
+            <w:tcW w:type="dxa" w:w="4536"/>
           </w:tcPr>
           <w:p>
             <w:r/>
@@ -331,7 +331,7 @@
         </w:tc>
         <w:tc>
           <w:tcPr>
-            <w:tcW w:type="dxa" w:w="4320"/>
+            <w:tcW w:type="dxa" w:w="4536"/>
           </w:tcPr>
           <w:p>
             <w:r/>
@@ -341,7 +341,7 @@
       <w:tr>
         <w:tc>
           <w:tcPr>
-            <w:tcW w:type="dxa" w:w="4320"/>
+            <w:tcW w:type="dxa" w:w="4536"/>
           </w:tcPr>
           <w:p>
             <w:r/>
@@ -352,7 +352,7 @@
         </w:tc>
         <w:tc>
           <w:tcPr>
-            <w:tcW w:type="dxa" w:w="4320"/>
+            <w:tcW w:type="dxa" w:w="4536"/>
           </w:tcPr>
           <w:p>
             <w:r/>
@@ -362,7 +362,7 @@
       <w:tr>
         <w:tc>
           <w:tcPr>
-            <w:tcW w:type="dxa" w:w="4320"/>
+            <w:tcW w:type="dxa" w:w="4536"/>
           </w:tcPr>
           <w:p>
             <w:r/>
@@ -373,7 +373,7 @@
         </w:tc>
         <w:tc>
           <w:tcPr>
-            <w:tcW w:type="dxa" w:w="4320"/>
+            <w:tcW w:type="dxa" w:w="4536"/>
           </w:tcPr>
           <w:p>
             <w:r/>
@@ -383,7 +383,7 @@
       <w:tr>
         <w:tc>
           <w:tcPr>
-            <w:tcW w:type="dxa" w:w="4320"/>
+            <w:tcW w:type="dxa" w:w="4536"/>
           </w:tcPr>
           <w:p>
             <w:r/>
@@ -394,7 +394,7 @@
         </w:tc>
         <w:tc>
           <w:tcPr>
-            <w:tcW w:type="dxa" w:w="4320"/>
+            <w:tcW w:type="dxa" w:w="4536"/>
           </w:tcPr>
           <w:p>
             <w:r/>
@@ -416,7 +416,7 @@
       <w:tr>
         <w:tc>
           <w:tcPr>
-            <w:tcW w:type="dxa" w:w="4320"/>
+            <w:tcW w:type="dxa" w:w="4536"/>
           </w:tcPr>
           <w:p>
             <w:r/>
@@ -427,7 +427,7 @@
         </w:tc>
         <w:tc>
           <w:tcPr>
-            <w:tcW w:type="dxa" w:w="4320"/>
+            <w:tcW w:type="dxa" w:w="4536"/>
           </w:tcPr>
           <w:p>
             <w:r/>
@@ -437,7 +437,7 @@
       <w:tr>
         <w:tc>
           <w:tcPr>
-            <w:tcW w:type="dxa" w:w="4320"/>
+            <w:tcW w:type="dxa" w:w="4536"/>
           </w:tcPr>
           <w:p>
             <w:r/>
@@ -448,7 +448,7 @@
         </w:tc>
         <w:tc>
           <w:tcPr>
-            <w:tcW w:type="dxa" w:w="4320"/>
+            <w:tcW w:type="dxa" w:w="4536"/>
           </w:tcPr>
           <w:p>
             <w:r/>
@@ -461,7 +461,7 @@
       <w:tr>
         <w:tc>
           <w:tcPr>
-            <w:tcW w:type="dxa" w:w="4320"/>
+            <w:tcW w:type="dxa" w:w="4536"/>
           </w:tcPr>
           <w:p>
             <w:r/>
@@ -472,7 +472,7 @@
         </w:tc>
         <w:tc>
           <w:tcPr>
-            <w:tcW w:type="dxa" w:w="4320"/>
+            <w:tcW w:type="dxa" w:w="4536"/>
           </w:tcPr>
           <w:p>
             <w:r/>
@@ -482,7 +482,7 @@
       <w:tr>
         <w:tc>
           <w:tcPr>
-            <w:tcW w:type="dxa" w:w="4320"/>
+            <w:tcW w:type="dxa" w:w="4536"/>
           </w:tcPr>
           <w:p>
             <w:r/>
@@ -493,7 +493,7 @@
         </w:tc>
         <w:tc>
           <w:tcPr>
-            <w:tcW w:type="dxa" w:w="4320"/>
+            <w:tcW w:type="dxa" w:w="4536"/>
           </w:tcPr>
           <w:p>
             <w:r/>
@@ -503,7 +503,7 @@
       <w:tr>
         <w:tc>
           <w:tcPr>
-            <w:tcW w:type="dxa" w:w="4320"/>
+            <w:tcW w:type="dxa" w:w="4536"/>
           </w:tcPr>
           <w:p>
             <w:r/>
@@ -514,7 +514,7 @@
         </w:tc>
         <w:tc>
           <w:tcPr>
-            <w:tcW w:type="dxa" w:w="4320"/>
+            <w:tcW w:type="dxa" w:w="4536"/>
           </w:tcPr>
           <w:p>
             <w:r/>
@@ -527,7 +527,7 @@
       <w:tr>
         <w:tc>
           <w:tcPr>
-            <w:tcW w:type="dxa" w:w="4320"/>
+            <w:tcW w:type="dxa" w:w="4536"/>
           </w:tcPr>
           <w:p>
             <w:r/>
@@ -538,7 +538,7 @@
         </w:tc>
         <w:tc>
           <w:tcPr>
-            <w:tcW w:type="dxa" w:w="4320"/>
+            <w:tcW w:type="dxa" w:w="4536"/>
           </w:tcPr>
           <w:p>
             <w:r/>
@@ -609,13 +609,13 @@
         <w:tblLook w:firstColumn="1" w:firstRow="1" w:lastColumn="0" w:lastRow="0" w:noHBand="0" w:noVBand="1" w:val="04A0"/>
       </w:tblPr>
       <w:tblGrid>
-        <w:gridCol w:w="4320"/>
-        <w:gridCol w:w="4320"/>
+        <w:gridCol w:w="4536"/>
+        <w:gridCol w:w="4536"/>
       </w:tblGrid>
       <w:tr>
         <w:tc>
           <w:tcPr>
-            <w:tcW w:type="dxa" w:w="4320"/>
+            <w:tcW w:type="dxa" w:w="4536"/>
           </w:tcPr>
           <w:p>
             <w:r>
@@ -633,7 +633,7 @@
         </w:tc>
         <w:tc>
           <w:tcPr>
-            <w:tcW w:type="dxa" w:w="4320"/>
+            <w:tcW w:type="dxa" w:w="4536"/>
           </w:tcPr>
           <w:p>
             <w:r>
@@ -653,7 +653,7 @@
       <w:tr>
         <w:tc>
           <w:tcPr>
-            <w:tcW w:type="dxa" w:w="4320"/>
+            <w:tcW w:type="dxa" w:w="4536"/>
           </w:tcPr>
           <w:p>
             <w:r/>
@@ -664,7 +664,7 @@
         </w:tc>
         <w:tc>
           <w:tcPr>
-            <w:tcW w:type="dxa" w:w="4320"/>
+            <w:tcW w:type="dxa" w:w="4536"/>
           </w:tcPr>
           <w:p>
             <w:r/>
@@ -674,7 +674,7 @@
       <w:tr>
         <w:tc>
           <w:tcPr>
-            <w:tcW w:type="dxa" w:w="4320"/>
+            <w:tcW w:type="dxa" w:w="4536"/>
           </w:tcPr>
           <w:p>
             <w:r/>
@@ -685,7 +685,7 @@
         </w:tc>
         <w:tc>
           <w:tcPr>
-            <w:tcW w:type="dxa" w:w="4320"/>
+            <w:tcW w:type="dxa" w:w="4536"/>
           </w:tcPr>
           <w:p>
             <w:r/>
@@ -695,7 +695,7 @@
       <w:tr>
         <w:tc>
           <w:tcPr>
-            <w:tcW w:type="dxa" w:w="4320"/>
+            <w:tcW w:type="dxa" w:w="4536"/>
           </w:tcPr>
           <w:p>
             <w:r/>
@@ -706,7 +706,7 @@
         </w:tc>
         <w:tc>
           <w:tcPr>
-            <w:tcW w:type="dxa" w:w="4320"/>
+            <w:tcW w:type="dxa" w:w="4536"/>
           </w:tcPr>
           <w:p>
             <w:r/>
@@ -716,7 +716,7 @@
       <w:tr>
         <w:tc>
           <w:tcPr>
-            <w:tcW w:type="dxa" w:w="4320"/>
+            <w:tcW w:type="dxa" w:w="4536"/>
           </w:tcPr>
           <w:p>
             <w:r/>
@@ -727,7 +727,7 @@
         </w:tc>
         <w:tc>
           <w:tcPr>
-            <w:tcW w:type="dxa" w:w="4320"/>
+            <w:tcW w:type="dxa" w:w="4536"/>
           </w:tcPr>
           <w:p>
             <w:r/>
@@ -737,7 +737,7 @@
       <w:tr>
         <w:tc>
           <w:tcPr>
-            <w:tcW w:type="dxa" w:w="4320"/>
+            <w:tcW w:type="dxa" w:w="4536"/>
           </w:tcPr>
           <w:p>
             <w:r/>
@@ -748,7 +748,7 @@
         </w:tc>
         <w:tc>
           <w:tcPr>
-            <w:tcW w:type="dxa" w:w="4320"/>
+            <w:tcW w:type="dxa" w:w="4536"/>
           </w:tcPr>
           <w:p>
             <w:r/>
@@ -761,7 +761,7 @@
       <w:tr>
         <w:tc>
           <w:tcPr>
-            <w:tcW w:type="dxa" w:w="4320"/>
+            <w:tcW w:type="dxa" w:w="4536"/>
           </w:tcPr>
           <w:p>
             <w:r/>
@@ -772,7 +772,7 @@
         </w:tc>
         <w:tc>
           <w:tcPr>
-            <w:tcW w:type="dxa" w:w="4320"/>
+            <w:tcW w:type="dxa" w:w="4536"/>
           </w:tcPr>
           <w:p>
             <w:r/>
@@ -843,16 +843,16 @@
         <w:tblLook w:firstColumn="1" w:firstRow="1" w:lastColumn="0" w:lastRow="0" w:noHBand="0" w:noVBand="1" w:val="04A0"/>
       </w:tblPr>
       <w:tblGrid>
-        <w:gridCol w:w="1728"/>
-        <w:gridCol w:w="1728"/>
-        <w:gridCol w:w="1728"/>
-        <w:gridCol w:w="1728"/>
-        <w:gridCol w:w="1728"/>
+        <w:gridCol w:w="1814"/>
+        <w:gridCol w:w="1814"/>
+        <w:gridCol w:w="1814"/>
+        <w:gridCol w:w="1814"/>
+        <w:gridCol w:w="1814"/>
       </w:tblGrid>
       <w:tr>
         <w:tc>
           <w:tcPr>
-            <w:tcW w:type="dxa" w:w="1728"/>
+            <w:tcW w:type="dxa" w:w="1814"/>
           </w:tcPr>
           <w:p>
             <w:r>
@@ -870,7 +870,7 @@
         </w:tc>
         <w:tc>
           <w:tcPr>
-            <w:tcW w:type="dxa" w:w="1728"/>
+            <w:tcW w:type="dxa" w:w="1814"/>
           </w:tcPr>
           <w:p>
             <w:r>
@@ -888,7 +888,7 @@
         </w:tc>
         <w:tc>
           <w:tcPr>
-            <w:tcW w:type="dxa" w:w="1728"/>
+            <w:tcW w:type="dxa" w:w="1814"/>
           </w:tcPr>
           <w:p>
             <w:r>
@@ -906,7 +906,7 @@
         </w:tc>
         <w:tc>
           <w:tcPr>
-            <w:tcW w:type="dxa" w:w="1728"/>
+            <w:tcW w:type="dxa" w:w="1814"/>
           </w:tcPr>
           <w:p>
             <w:r>
@@ -924,7 +924,7 @@
         </w:tc>
         <w:tc>
           <w:tcPr>
-            <w:tcW w:type="dxa" w:w="1728"/>
+            <w:tcW w:type="dxa" w:w="1814"/>
           </w:tcPr>
           <w:p>
             <w:r>
@@ -944,7 +944,7 @@
       <w:tr>
         <w:tc>
           <w:tcPr>
-            <w:tcW w:type="dxa" w:w="1728"/>
+            <w:tcW w:type="dxa" w:w="1814"/>
           </w:tcPr>
           <w:p>
             <w:r/>
@@ -955,7 +955,7 @@
         </w:tc>
         <w:tc>
           <w:tcPr>
-            <w:tcW w:type="dxa" w:w="1728"/>
+            <w:tcW w:type="dxa" w:w="1814"/>
           </w:tcPr>
           <w:p>
             <w:r/>
@@ -966,7 +966,7 @@
         </w:tc>
         <w:tc>
           <w:tcPr>
-            <w:tcW w:type="dxa" w:w="1728"/>
+            <w:tcW w:type="dxa" w:w="1814"/>
           </w:tcPr>
           <w:p>
             <w:r/>
@@ -977,7 +977,7 @@
         </w:tc>
         <w:tc>
           <w:tcPr>
-            <w:tcW w:type="dxa" w:w="1728"/>
+            <w:tcW w:type="dxa" w:w="1814"/>
           </w:tcPr>
           <w:p>
             <w:r/>
@@ -988,7 +988,7 @@
         </w:tc>
         <w:tc>
           <w:tcPr>
-            <w:tcW w:type="dxa" w:w="1728"/>
+            <w:tcW w:type="dxa" w:w="1814"/>
           </w:tcPr>
           <w:p>
             <w:r/>
@@ -1170,13 +1170,208 @@
       </w:r>
     </w:p>
     <w:sectPr>
-      <w:pgSz w:w="12240" w:h="15840"/>
-      <w:pgMar w:top="1440" w:right="1800" w:bottom="1440" w:left="1800" w:header="720" w:footer="720" w:gutter="0"/>
+      <w:headerReference w:type="default" r:id="rId9"/>
+      <w:footerReference w:type="default" r:id="rId10"/>
+      <w:pgSz w:w="11906" w:h="16838"/>
+      <w:pgMar w:top="1247" w:right="1417" w:bottom="1134" w:left="1417" w:header="720" w:footer="720" w:gutter="0"/>
       <w:cols w:space="720"/>
       <w:docGrid w:linePitch="360"/>
     </w:sectPr>
   </w:body>
 </w:document>
+</file>
+
+<file path=word/footer1.xml><?xml version="1.0" encoding="utf-8"?>
+<w:ftr xmlns:m="http://schemas.openxmlformats.org/officeDocument/2006/math" xmlns:mc="http://schemas.openxmlformats.org/markup-compatibility/2006" xmlns:mo="http://schemas.microsoft.com/office/mac/office/2008/main" xmlns:mv="urn:schemas-microsoft-com:mac:vml" xmlns:o="urn:schemas-microsoft-com:office:office" xmlns:r="http://schemas.openxmlformats.org/officeDocument/2006/relationships" xmlns:v="urn:schemas-microsoft-com:vml" xmlns:w10="urn:schemas-microsoft-com:office:word" xmlns:w14="http://schemas.microsoft.com/office/word/2010/wordml" xmlns:w="http://schemas.openxmlformats.org/wordprocessingml/2006/main" xmlns:wne="http://schemas.microsoft.com/office/word/2006/wordml" xmlns:wp14="http://schemas.microsoft.com/office/word/2010/wordprocessingDrawing" xmlns:wp="http://schemas.openxmlformats.org/drawingml/2006/wordprocessingDrawing" xmlns:wpc="http://schemas.microsoft.com/office/word/2010/wordprocessingCanvas" xmlns:wpg="http://schemas.microsoft.com/office/word/2010/wordprocessingGroup" xmlns:wpi="http://schemas.microsoft.com/office/word/2010/wordprocessingInk" xmlns:wps="http://schemas.microsoft.com/office/word/2010/wordprocessingShape" mc:Ignorable="w14 wp14">
+  <w:p>
+    <w:pPr>
+      <w:pStyle w:val="Footer"/>
+    </w:pPr>
+  </w:p>
+  <w:tbl>
+    <w:tblPr>
+      <w:tblW w:type="auto" w:w="0"/>
+      <w:jc w:val="left"/>
+      <w:tblLook w:firstColumn="1" w:firstRow="1" w:lastColumn="0" w:lastRow="0" w:noHBand="0" w:noVBand="1" w:val="04A0"/>
+      <w:tblBorders>
+        <w:top w:val="none"/>
+        <w:left w:val="none"/>
+        <w:bottom w:val="none"/>
+        <w:right w:val="none"/>
+        <w:insideH w:val="none"/>
+        <w:insideV w:val="none"/>
+      </w:tblBorders>
+    </w:tblPr>
+    <w:tblGrid>
+      <w:gridCol w:w="4535"/>
+      <w:gridCol w:w="4535"/>
+    </w:tblGrid>
+    <w:tr>
+      <w:tc>
+        <w:tcPr>
+          <w:tcW w:type="dxa" w:w="5669"/>
+          <w:shd w:val="clear" w:color="auto" w:fill="111827"/>
+        </w:tcPr>
+        <w:p>
+          <w:pPr>
+            <w:spacing w:before="80" w:after="80"/>
+          </w:pPr>
+          <w:r>
+            <w:rPr>
+              <w:color w:val="FFFFFF"/>
+              <w:sz w:val="16"/>
+            </w:rPr>
+            <w:t>Forgotten Felines Cat Rescue — Charity No. 1181190</w:t>
+          </w:r>
+        </w:p>
+      </w:tc>
+      <w:tc>
+        <w:tcPr>
+          <w:tcW w:type="dxa" w:w="3402"/>
+          <w:shd w:val="clear" w:color="auto" w:fill="111827"/>
+        </w:tcPr>
+        <w:p>
+          <w:pPr>
+            <w:spacing w:before="80" w:after="80"/>
+            <w:jc w:val="right"/>
+          </w:pPr>
+          <w:r>
+            <w:rPr>
+              <w:color w:val="FFFFFF"/>
+              <w:sz w:val="16"/>
+            </w:rPr>
+            <w:t>[Policy Title]  |  v[1.0]</w:t>
+          </w:r>
+        </w:p>
+      </w:tc>
+    </w:tr>
+  </w:tbl>
+</w:ftr>
+</file>
+
+<file path=word/header1.xml><?xml version="1.0" encoding="utf-8"?>
+<w:hdr xmlns:m="http://schemas.openxmlformats.org/officeDocument/2006/math" xmlns:mc="http://schemas.openxmlformats.org/markup-compatibility/2006" xmlns:mo="http://schemas.microsoft.com/office/mac/office/2008/main" xmlns:mv="urn:schemas-microsoft-com:mac:vml" xmlns:o="urn:schemas-microsoft-com:office:office" xmlns:r="http://schemas.openxmlformats.org/officeDocument/2006/relationships" xmlns:v="urn:schemas-microsoft-com:vml" xmlns:w10="urn:schemas-microsoft-com:office:word" xmlns:w14="http://schemas.microsoft.com/office/word/2010/wordml" xmlns:w="http://schemas.openxmlformats.org/wordprocessingml/2006/main" xmlns:wne="http://schemas.microsoft.com/office/word/2006/wordml" xmlns:wp14="http://schemas.microsoft.com/office/word/2010/wordprocessingDrawing" xmlns:wp="http://schemas.openxmlformats.org/drawingml/2006/wordprocessingDrawing" xmlns:wpc="http://schemas.microsoft.com/office/word/2010/wordprocessingCanvas" xmlns:wpg="http://schemas.microsoft.com/office/word/2010/wordprocessingGroup" xmlns:wpi="http://schemas.microsoft.com/office/word/2010/wordprocessingInk" xmlns:wps="http://schemas.microsoft.com/office/word/2010/wordprocessingShape" mc:Ignorable="w14 wp14">
+  <w:p>
+    <w:pPr>
+      <w:pStyle w:val="Header"/>
+    </w:pPr>
+  </w:p>
+  <w:tbl>
+    <w:tblPr>
+      <w:tblW w:type="auto" w:w="0"/>
+      <w:jc w:val="left"/>
+      <w:tblLook w:firstColumn="1" w:firstRow="1" w:lastColumn="0" w:lastRow="0" w:noHBand="0" w:noVBand="1" w:val="04A0"/>
+      <w:tblBorders>
+        <w:top w:val="none"/>
+        <w:left w:val="none"/>
+        <w:bottom w:val="none"/>
+        <w:right w:val="none"/>
+        <w:insideH w:val="none"/>
+        <w:insideV w:val="none"/>
+      </w:tblBorders>
+    </w:tblPr>
+    <w:tblGrid>
+      <w:gridCol w:w="4535"/>
+      <w:gridCol w:w="4535"/>
+    </w:tblGrid>
+    <w:tr>
+      <w:tc>
+        <w:tcPr>
+          <w:tcW w:type="dxa" w:w="4535"/>
+        </w:tcPr>
+        <w:p>
+          <w:r>
+            <w:drawing>
+              <wp:inline xmlns:a="http://schemas.openxmlformats.org/drawingml/2006/main" xmlns:pic="http://schemas.openxmlformats.org/drawingml/2006/picture">
+                <wp:extent cx="1208869" cy="576000"/>
+                <wp:docPr id="1" name="Picture 1"/>
+                <wp:cNvGraphicFramePr>
+                  <a:graphicFrameLocks noChangeAspect="1"/>
+                </wp:cNvGraphicFramePr>
+                <a:graphic>
+                  <a:graphicData uri="http://schemas.openxmlformats.org/drawingml/2006/picture">
+                    <pic:pic>
+                      <pic:nvPicPr>
+                        <pic:cNvPr id="0" name="logo.png"/>
+                        <pic:cNvPicPr/>
+                      </pic:nvPicPr>
+                      <pic:blipFill>
+                        <a:blip r:embed="rId1"/>
+                        <a:stretch>
+                          <a:fillRect/>
+                        </a:stretch>
+                      </pic:blipFill>
+                      <pic:spPr>
+                        <a:xfrm>
+                          <a:off x="0" y="0"/>
+                          <a:ext cx="1208869" cy="576000"/>
+                        </a:xfrm>
+                        <a:prstGeom prst="rect"/>
+                      </pic:spPr>
+                    </pic:pic>
+                  </a:graphicData>
+                </a:graphic>
+              </wp:inline>
+            </w:drawing>
+          </w:r>
+        </w:p>
+      </w:tc>
+      <w:tc>
+        <w:tcPr>
+          <w:tcW w:type="dxa" w:w="4535"/>
+        </w:tcPr>
+        <w:p>
+          <w:pPr>
+            <w:spacing w:before="0" w:after="20"/>
+            <w:jc w:val="right"/>
+          </w:pPr>
+          <w:r>
+            <w:rPr>
+              <w:b/>
+              <w:color w:val="111827"/>
+              <w:sz w:val="17"/>
+            </w:rPr>
+            <w:t>Forgotten Felines Cat Rescue</w:t>
+          </w:r>
+        </w:p>
+        <w:p>
+          <w:pPr>
+            <w:spacing w:before="0" w:after="20"/>
+            <w:jc w:val="right"/>
+          </w:pPr>
+          <w:r>
+            <w:rPr>
+              <w:color w:val="111827"/>
+              <w:sz w:val="17"/>
+            </w:rPr>
+            <w:t>Registered Charity No. 1181190</w:t>
+          </w:r>
+        </w:p>
+        <w:p>
+          <w:pPr>
+            <w:spacing w:before="0" w:after="20"/>
+            <w:jc w:val="right"/>
+          </w:pPr>
+          <w:r>
+            <w:rPr>
+              <w:color w:val="111827"/>
+              <w:sz w:val="17"/>
+            </w:rPr>
+            <w:t>forgottenfelineswales.org</w:t>
+          </w:r>
+        </w:p>
+      </w:tc>
+    </w:tr>
+  </w:tbl>
+  <w:p>
+    <w:pPr>
+      <w:spacing w:before="80" w:after="0"/>
+      <w:pBdr>
+        <w:bottom w:val="single" w:sz="18" w:space="1" w:color="05A44E"/>
+      </w:pBdr>
+    </w:pPr>
+  </w:p>
+</w:hdr>
 </file>
 
 <file path=word/numbering.xml><?xml version="1.0" encoding="utf-8"?>
@@ -1544,6 +1739,7 @@
     <w:rsid w:val="00FC693F"/>
     <w:rPr>
       <w:rFonts w:ascii="Calibri" w:hAnsi="Calibri"/>
+      <w:color w:val="111827"/>
       <w:sz w:val="22"/>
     </w:rPr>
   </w:style>
